--- a/deliverables/终端安全防护管理平台_项目交付方案.docx
+++ b/deliverables/终端安全防护管理平台_项目交付方案.docx
@@ -900,7 +900,7 @@
                 <w:b w:val="0"/>
                 <w:sz w:val="18"/>
               </w:rPr>
-              <w:t>时间线、证据文件、进程树、影响终端、处置建议</w:t>
+              <w:t>时间线、材料文件、进程树、影响终端、处置建议</w:t>
             </w:r>
           </w:p>
         </w:tc>
@@ -3617,7 +3617,7 @@
         <w:pStyle w:val="ListBullet"/>
       </w:pPr>
       <w:r>
-        <w:t>组件体系：筛选表格、详情抽屉、分步策略表单、时间线、告警证据面板、批量操作确认弹窗、任务进度条、风险标签、导出中心。</w:t>
+        <w:t>组件体系：筛选表格、详情抽屉、分步策略表单、时间线、告警材料面板、批量操作确认弹窗、任务进度条、风险标签、导出中心。</w:t>
       </w:r>
     </w:p>
     <w:p>
